--- a/resumes/swe/Ching-Wei-Kang-SWE-Resume.docx
+++ b/resumes/swe/Ching-Wei-Kang-SWE-Resume.docx
@@ -14,7 +14,7 @@
           <w:color w:val="000000"/>
           <w:sz w:val="30"/>
         </w:rPr>
-        <w:t>CHING-WEI KANG</w:t>
+        <w:t>CHING-WEI (WILLIAM) KANG</w:t>
       </w:r>
     </w:p>
     <w:p>

--- a/resumes/swe/Ching-Wei-Kang-SWE-Resume.docx
+++ b/resumes/swe/Ching-Wei-Kang-SWE-Resume.docx
@@ -676,6 +676,134 @@
     <w:p>
       <w:pPr>
         <w:keepNext/>
+        <w:tabs>
+          <w:tab w:pos="10858" w:val="right"/>
+        </w:tabs>
+        <w:spacing w:before="12" w:after="0"/>
+      </w:pPr>
+      <w:r>
+        <w:rPr>
+          <w:rFonts w:ascii="Arial" w:hAnsi="Arial"/>
+          <w:b/>
+          <w:color w:val="000000"/>
+          <w:sz w:val="19"/>
+        </w:rPr>
+        <w:t>The Marcus Harris Foundation</w:t>
+      </w:r>
+      <w:r>
+        <w:tab/>
+      </w:r>
+      <w:r>
+        <w:rPr>
+          <w:rFonts w:ascii="Arial" w:hAnsi="Arial"/>
+          <w:b/>
+          <w:i w:val="0"/>
+          <w:color w:val="000000"/>
+          <w:sz w:val="19"/>
+        </w:rPr>
+        <w:t>Washington, DC</w:t>
+      </w:r>
+    </w:p>
+    <w:p>
+      <w:pPr>
+        <w:keepNext/>
+        <w:tabs>
+          <w:tab w:pos="10858" w:val="right"/>
+        </w:tabs>
+        <w:spacing w:before="0" w:after="0"/>
+      </w:pPr>
+      <w:r>
+        <w:rPr>
+          <w:rFonts w:ascii="Arial" w:hAnsi="Arial"/>
+          <w:b/>
+          <w:color w:val="000000"/>
+          <w:sz w:val="18"/>
+        </w:rPr>
+        <w:t>Data Engineering and Automation Intern</w:t>
+      </w:r>
+      <w:r>
+        <w:tab/>
+      </w:r>
+      <w:r>
+        <w:rPr>
+          <w:rFonts w:ascii="Arial" w:hAnsi="Arial"/>
+          <w:b w:val="0"/>
+          <w:i/>
+          <w:color w:val="000000"/>
+          <w:sz w:val="18"/>
+        </w:rPr>
+        <w:t>Sep 2024 - Dec 2024</w:t>
+      </w:r>
+    </w:p>
+    <w:p>
+      <w:pPr>
+        <w:keepLines/>
+        <w:spacing w:after="11" w:line="240" w:lineRule="auto"/>
+        <w:ind w:left="259" w:hanging="173"/>
+      </w:pPr>
+      <w:r>
+        <w:rPr>
+          <w:rFonts w:ascii="Arial" w:hAnsi="Arial"/>
+          <w:b/>
+          <w:color w:val="000000"/>
+          <w:sz w:val="18"/>
+        </w:rPr>
+        <w:t xml:space="preserve">•  </w:t>
+      </w:r>
+      <w:r>
+        <w:rPr>
+          <w:rFonts w:ascii="Arial" w:hAnsi="Arial"/>
+          <w:b/>
+          <w:color w:val="000000"/>
+          <w:sz w:val="18"/>
+        </w:rPr>
+        <w:t>Built a Python ingestion service</w:t>
+      </w:r>
+      <w:r>
+        <w:rPr>
+          <w:rFonts w:ascii="Arial" w:hAnsi="Arial"/>
+          <w:color w:val="000000"/>
+          <w:sz w:val="18"/>
+        </w:rPr>
+        <w:t xml:space="preserve"> with BeautifulSoup, Requests, and Pandas to collect, validate, and transform nonprofit tax records from public registries into reusable data pipelines with schema checks and auditable source fields.</w:t>
+      </w:r>
+    </w:p>
+    <w:p>
+      <w:pPr>
+        <w:keepLines/>
+        <w:spacing w:after="11" w:line="240" w:lineRule="auto"/>
+        <w:ind w:left="259" w:hanging="173"/>
+      </w:pPr>
+      <w:r>
+        <w:rPr>
+          <w:rFonts w:ascii="Arial" w:hAnsi="Arial"/>
+          <w:b/>
+          <w:color w:val="000000"/>
+          <w:sz w:val="18"/>
+        </w:rPr>
+        <w:t xml:space="preserve">•  </w:t>
+      </w:r>
+      <w:r>
+        <w:rPr>
+          <w:rFonts w:ascii="Arial" w:hAnsi="Arial"/>
+          <w:b/>
+          <w:color w:val="000000"/>
+          <w:sz w:val="18"/>
+        </w:rPr>
+        <w:t>Loaded 50,000+ records into PostgreSQL</w:t>
+      </w:r>
+      <w:r>
+        <w:rPr>
+          <w:rFonts w:ascii="Arial" w:hAnsi="Arial"/>
+          <w:color w:val="000000"/>
+          <w:sz w:val="18"/>
+        </w:rPr>
+        <w:t xml:space="preserve"> with 98% accuracy and implemented filters and data-quality checks supporting reliable reporting across filing year, tax category, EIN, and geography.</w:t>
+      </w:r>
+    </w:p>
+    <w:p>
+      <w:pPr>
+        <w:keepNext/>
         <w:spacing w:before="60" w:after="20"/>
         <w:pBdr>
           <w:bottom w:val="single" w:sz="10" w:space="1" w:color="000000"/>
@@ -947,6 +1075,176 @@
           <w:sz w:val="18"/>
         </w:rPr>
         <w:t xml:space="preserve"> that combines group preferences, geospatial context, and natural-language input; earned Second Place at the 2026 Cursor Hackathon through an explainable, location-aware group decision flow.</w:t>
+      </w:r>
+    </w:p>
+    <w:p>
+      <w:pPr>
+        <w:keepNext/>
+        <w:tabs>
+          <w:tab w:pos="10858" w:val="right"/>
+        </w:tabs>
+        <w:spacing w:before="9" w:after="0"/>
+      </w:pPr>
+      <w:r>
+        <w:rPr>
+          <w:rFonts w:ascii="Arial" w:hAnsi="Arial"/>
+          <w:b/>
+          <w:color w:val="000000"/>
+          <w:sz w:val="18"/>
+        </w:rPr>
+        <w:t>Badminton AI Match Analysis</w:t>
+      </w:r>
+      <w:r>
+        <w:tab/>
+      </w:r>
+      <w:r>
+        <w:rPr>
+          <w:rFonts w:ascii="Arial" w:hAnsi="Arial"/>
+          <w:b/>
+          <w:i w:val="0"/>
+          <w:color w:val="000000"/>
+          <w:sz w:val="18"/>
+        </w:rPr>
+        <w:t>2026</w:t>
+      </w:r>
+    </w:p>
+    <w:p>
+      <w:pPr>
+        <w:spacing w:after="9"/>
+      </w:pPr>
+      <w:r>
+        <w:rPr>
+          <w:rFonts w:ascii="Arial" w:hAnsi="Arial"/>
+          <w:b/>
+          <w:color w:val="000000"/>
+          <w:sz w:val="18"/>
+        </w:rPr>
+        <w:t xml:space="preserve">Technologies: </w:t>
+      </w:r>
+      <w:r>
+        <w:rPr>
+          <w:rFonts w:ascii="Arial" w:hAnsi="Arial"/>
+          <w:color w:val="000000"/>
+          <w:sz w:val="18"/>
+        </w:rPr>
+        <w:t>Python, computer vision, player tracking, pose estimation, video processing</w:t>
+      </w:r>
+    </w:p>
+    <w:p>
+      <w:pPr>
+        <w:keepLines/>
+        <w:spacing w:after="11" w:line="240" w:lineRule="auto"/>
+        <w:ind w:left="259" w:hanging="173"/>
+      </w:pPr>
+      <w:r>
+        <w:rPr>
+          <w:rFonts w:ascii="Arial" w:hAnsi="Arial"/>
+          <w:b/>
+          <w:color w:val="000000"/>
+          <w:sz w:val="18"/>
+        </w:rPr>
+        <w:t xml:space="preserve">•  </w:t>
+      </w:r>
+      <w:r>
+        <w:rPr>
+          <w:rFonts w:ascii="Arial" w:hAnsi="Arial"/>
+          <w:b/>
+          <w:color w:val="000000"/>
+          <w:sz w:val="18"/>
+        </w:rPr>
+        <w:t>Developed a two-player analysis pipeline</w:t>
+      </w:r>
+      <w:r>
+        <w:rPr>
+          <w:rFonts w:ascii="Arial" w:hAnsi="Arial"/>
+          <w:color w:val="000000"/>
+          <w:sz w:val="18"/>
+        </w:rPr>
+        <w:t xml:space="preserve"> with stable tracking, pose overlays, shuttle recovery, and annotated video outputs for repeatable match review and model debugging.</w:t>
+      </w:r>
+    </w:p>
+    <w:p>
+      <w:pPr>
+        <w:keepNext/>
+        <w:spacing w:before="60" w:after="20"/>
+        <w:pBdr>
+          <w:bottom w:val="single" w:sz="10" w:space="1" w:color="000000"/>
+        </w:pBdr>
+      </w:pPr>
+      <w:r>
+        <w:rPr>
+          <w:rFonts w:ascii="Arial" w:hAnsi="Arial"/>
+          <w:b/>
+          <w:color w:val="4472C4"/>
+          <w:sz w:val="21"/>
+        </w:rPr>
+        <w:t>OPEN SOURCE</w:t>
+      </w:r>
+    </w:p>
+    <w:p>
+      <w:pPr>
+        <w:keepLines/>
+        <w:spacing w:after="11" w:line="240" w:lineRule="auto"/>
+        <w:ind w:left="259" w:hanging="173"/>
+      </w:pPr>
+      <w:r>
+        <w:rPr>
+          <w:rFonts w:ascii="Arial" w:hAnsi="Arial"/>
+          <w:b/>
+          <w:color w:val="000000"/>
+          <w:sz w:val="18"/>
+        </w:rPr>
+        <w:t xml:space="preserve">•  </w:t>
+      </w:r>
+      <w:r>
+        <w:rPr>
+          <w:rFonts w:ascii="Arial" w:hAnsi="Arial"/>
+          <w:b/>
+          <w:color w:val="000000"/>
+          <w:sz w:val="18"/>
+        </w:rPr>
+        <w:t>Contributed 201 merged pull requests</w:t>
+      </w:r>
+      <w:r>
+        <w:rPr>
+          <w:rFonts w:ascii="Arial" w:hAnsi="Arial"/>
+          <w:color w:val="000000"/>
+          <w:sz w:val="18"/>
+        </w:rPr>
+        <w:t xml:space="preserve"> to external repositories, working through maintainer review, automated tests, and CI workflows across production developer tools.</w:t>
+      </w:r>
+    </w:p>
+    <w:p>
+      <w:pPr>
+        <w:keepLines/>
+        <w:spacing w:after="11" w:line="240" w:lineRule="auto"/>
+        <w:ind w:left="259" w:hanging="173"/>
+      </w:pPr>
+      <w:r>
+        <w:rPr>
+          <w:rFonts w:ascii="Arial" w:hAnsi="Arial"/>
+          <w:b/>
+          <w:color w:val="000000"/>
+          <w:sz w:val="18"/>
+        </w:rPr>
+        <w:t xml:space="preserve">•  </w:t>
+      </w:r>
+      <w:r>
+        <w:rPr>
+          <w:rFonts w:ascii="Arial" w:hAnsi="Arial"/>
+          <w:b/>
+          <w:color w:val="000000"/>
+          <w:sz w:val="18"/>
+        </w:rPr>
+        <w:t>Shipped reviewed contributions</w:t>
+      </w:r>
+      <w:r>
+        <w:rPr>
+          <w:rFonts w:ascii="Arial" w:hAnsi="Arial"/>
+          <w:color w:val="000000"/>
+          <w:sz w:val="18"/>
+        </w:rPr>
+        <w:t xml:space="preserve"> to GitHub Docs, Docker CLI, Microsoft APM, NVIDIA NemoClaw, Meta DotSlash, Repomix, and additional open-source projects.</w:t>
       </w:r>
     </w:p>
     <w:p>

--- a/resumes/swe/Ching-Wei-Kang-SWE-Resume.docx
+++ b/resumes/swe/Ching-Wei-Kang-SWE-Resume.docx
@@ -381,7 +381,7 @@
           <w:color w:val="000000"/>
           <w:sz w:val="18"/>
         </w:rPr>
-        <w:t xml:space="preserve"> for an AI video generation platform, building FastAPI services and PostgreSQL/Redis workflows for multistage media jobs with Gemini integration, asynchronous orchestration, validation, and failure recovery.</w:t>
+        <w:t xml:space="preserve"> to make an AI video generation platform production-ready, using FastAPI, Gemini, PostgreSQL, and Redis to orchestrate validated multistage jobs with asynchronous execution and failure recovery.</w:t>
       </w:r>
     </w:p>
     <w:p>
@@ -406,7 +406,7 @@
           <w:color w:val="000000"/>
           <w:sz w:val="18"/>
         </w:rPr>
-        <w:t>Implemented parallel task execution</w:t>
+        <w:t>Reduced redundant model work and release risk</w:t>
       </w:r>
       <w:r>
         <w:rPr>
@@ -414,7 +414,7 @@
           <w:color w:val="000000"/>
           <w:sz w:val="18"/>
         </w:rPr>
-        <w:t>, cache-backed processing, RBAC, observability, and CI/CD to reduce repeated work and improve reliability across long-running generation workflows and support repeatable production releases.</w:t>
+        <w:t xml:space="preserve"> by implementing parallel execution, cache-backed processing, RBAC, observability, and CI/CD, improving reliability across long-running generation workflows and repeatable production releases.</w:t>
       </w:r>
     </w:p>
     <w:p>
@@ -439,7 +439,7 @@
           <w:color w:val="000000"/>
           <w:sz w:val="18"/>
         </w:rPr>
-        <w:t>Partnered directly with the CEO and four departments</w:t>
+        <w:t>Aligned engineering delivery</w:t>
       </w:r>
       <w:r>
         <w:rPr>
@@ -447,7 +447,7 @@
           <w:color w:val="000000"/>
           <w:sz w:val="18"/>
         </w:rPr>
-        <w:t xml:space="preserve"> to translate product requirements into an SSE-streamed dashboard with real-time generation progress and operational visibility for stakeholder review, debugging, and release monitoring.</w:t>
+        <w:t xml:space="preserve"> with company priorities by partnering with the CEO and four departments, translating product requirements into an SSE-streamed dashboard that improved real-time review, debugging, and release visibility.</w:t>
       </w:r>
     </w:p>
     <w:p>
@@ -534,7 +534,7 @@
           <w:color w:val="000000"/>
           <w:sz w:val="18"/>
         </w:rPr>
-        <w:t>Built searchable research interfaces and structured JSON/SQLite pipelines</w:t>
+        <w:t>Made fragmented pharmaceutical evidence searchable and reusable</w:t>
       </w:r>
       <w:r>
         <w:rPr>
@@ -542,7 +542,7 @@
           <w:color w:val="000000"/>
           <w:sz w:val="18"/>
         </w:rPr>
-        <w:t>, normalizing multi-source records with provenance, validation metadata, reproducible exports, and traceable transformations across reports, evidence, company, and partner data.</w:t>
+        <w:t xml:space="preserve"> by building interfaces and JSON/SQLite pipelines that normalized reports, legal evidence, company, and partner records with provenance, validation metadata, and reproducible exports.</w:t>
       </w:r>
     </w:p>
     <w:p>
@@ -567,7 +567,7 @@
           <w:color w:val="000000"/>
           <w:sz w:val="18"/>
         </w:rPr>
-        <w:t>Implemented automated checks</w:t>
+        <w:t>Improved trust in AI-assisted research</w:t>
       </w:r>
       <w:r>
         <w:rPr>
@@ -575,7 +575,7 @@
           <w:color w:val="000000"/>
           <w:sz w:val="18"/>
         </w:rPr>
-        <w:t xml:space="preserve"> for completeness, citations, and source coverage, combining human review checkpoints with auditable workflows for reliable pharmaceutical research, traceable review, and downstream decision support.</w:t>
+        <w:t xml:space="preserve"> by combining automated completeness, citation, and source-coverage checks with human review checkpoints, producing auditable evidence for downstream pharmaceutical decisions.</w:t>
       </w:r>
     </w:p>
     <w:p>
@@ -662,7 +662,7 @@
           <w:color w:val="000000"/>
           <w:sz w:val="18"/>
         </w:rPr>
-        <w:t>Built a Python linear model</w:t>
+        <w:t>Supported national research decisions on AI talent allocation</w:t>
       </w:r>
       <w:r>
         <w:rPr>
@@ -670,7 +670,7 @@
           <w:color w:val="000000"/>
           <w:sz w:val="18"/>
         </w:rPr>
-        <w:t xml:space="preserve"> and multi-source analysis workflow to forecast AI talent-allocation trends and translate policy data into evidence for national research stakeholders with documented assumptions and reproducible analysis.</w:t>
+        <w:t xml:space="preserve"> by reconciling policy and institutional sources in Python, building a documented linear forecasting model, and delivering reproducible evidence to project stakeholders.</w:t>
       </w:r>
     </w:p>
     <w:p>
@@ -757,7 +757,7 @@
           <w:color w:val="000000"/>
           <w:sz w:val="18"/>
         </w:rPr>
-        <w:t>Built a Python ingestion service</w:t>
+        <w:t>Made fragmented nonprofit registry data usable for reporting</w:t>
       </w:r>
       <w:r>
         <w:rPr>
@@ -765,7 +765,7 @@
           <w:color w:val="000000"/>
           <w:sz w:val="18"/>
         </w:rPr>
-        <w:t xml:space="preserve"> with BeautifulSoup, Requests, and Pandas to collect, validate, and transform nonprofit tax records from public registries into reusable data pipelines with schema checks and auditable source fields.</w:t>
+        <w:t xml:space="preserve"> by building a Python ingestion service with BeautifulSoup, Requests, and Pandas, adding reusable parsers, schema checks, and auditable source fields.</w:t>
       </w:r>
     </w:p>
     <w:p>
@@ -790,7 +790,7 @@
           <w:color w:val="000000"/>
           <w:sz w:val="18"/>
         </w:rPr>
-        <w:t>Loaded 50,000+ records into PostgreSQL</w:t>
+        <w:t>Improved downstream reporting quality</w:t>
       </w:r>
       <w:r>
         <w:rPr>
@@ -798,7 +798,7 @@
           <w:color w:val="000000"/>
           <w:sz w:val="18"/>
         </w:rPr>
-        <w:t xml:space="preserve"> with 98% accuracy and implemented filters and data-quality checks supporting reliable reporting across filing year, tax category, EIN, and geography.</w:t>
+        <w:t xml:space="preserve"> by loading 50,000+ records into PostgreSQL with 98% accuracy and applying validation and filters across EIN, filing year, tax category, and geography.</w:t>
       </w:r>
     </w:p>
     <w:p>

--- a/resumes/swe/Ching-Wei-Kang-SWE-Resume.docx
+++ b/resumes/swe/Ching-Wei-Kang-SWE-Resume.docx
@@ -804,6 +804,101 @@
     <w:p>
       <w:pPr>
         <w:keepNext/>
+        <w:tabs>
+          <w:tab w:pos="10858" w:val="right"/>
+        </w:tabs>
+        <w:spacing w:before="12" w:after="0"/>
+      </w:pPr>
+      <w:r>
+        <w:rPr>
+          <w:rFonts w:ascii="Arial" w:hAnsi="Arial"/>
+          <w:b/>
+          <w:color w:val="000000"/>
+          <w:sz w:val="19"/>
+        </w:rPr>
+        <w:t>Springer Capital</w:t>
+      </w:r>
+      <w:r>
+        <w:tab/>
+      </w:r>
+      <w:r>
+        <w:rPr>
+          <w:rFonts w:ascii="Arial" w:hAnsi="Arial"/>
+          <w:b/>
+          <w:i w:val="0"/>
+          <w:color w:val="000000"/>
+          <w:sz w:val="19"/>
+        </w:rPr>
+        <w:t>Chicago, IL</w:t>
+      </w:r>
+    </w:p>
+    <w:p>
+      <w:pPr>
+        <w:keepNext/>
+        <w:tabs>
+          <w:tab w:pos="10858" w:val="right"/>
+        </w:tabs>
+        <w:spacing w:before="0" w:after="0"/>
+      </w:pPr>
+      <w:r>
+        <w:rPr>
+          <w:rFonts w:ascii="Arial" w:hAnsi="Arial"/>
+          <w:b/>
+          <w:color w:val="000000"/>
+          <w:sz w:val="18"/>
+        </w:rPr>
+        <w:t>Data Analyst and Automation Intern</w:t>
+      </w:r>
+      <w:r>
+        <w:tab/>
+      </w:r>
+      <w:r>
+        <w:rPr>
+          <w:rFonts w:ascii="Arial" w:hAnsi="Arial"/>
+          <w:b w:val="0"/>
+          <w:i/>
+          <w:color w:val="000000"/>
+          <w:sz w:val="18"/>
+        </w:rPr>
+        <w:t>Aug 2024 - Oct 2024</w:t>
+      </w:r>
+    </w:p>
+    <w:p>
+      <w:pPr>
+        <w:keepLines/>
+        <w:spacing w:after="11" w:line="240" w:lineRule="auto"/>
+        <w:ind w:left="259" w:hanging="173"/>
+      </w:pPr>
+      <w:r>
+        <w:rPr>
+          <w:rFonts w:ascii="Arial" w:hAnsi="Arial"/>
+          <w:b/>
+          <w:color w:val="000000"/>
+          <w:sz w:val="18"/>
+        </w:rPr>
+        <w:t xml:space="preserve">•  </w:t>
+      </w:r>
+      <w:r>
+        <w:rPr>
+          <w:rFonts w:ascii="Arial" w:hAnsi="Arial"/>
+          <w:b/>
+          <w:color w:val="000000"/>
+          <w:sz w:val="18"/>
+        </w:rPr>
+        <w:t>Automated recurring management workflows</w:t>
+      </w:r>
+      <w:r>
+        <w:rPr>
+          <w:rFonts w:ascii="Arial" w:hAnsi="Arial"/>
+          <w:color w:val="000000"/>
+          <w:sz w:val="18"/>
+        </w:rPr>
+        <w:t xml:space="preserve"> by integrating Power Automate, Power Apps, Microsoft Lists, and Scoro CRM, reducing fragmented handoffs and improving operational visibility.</w:t>
+      </w:r>
+    </w:p>
+    <w:p>
+      <w:pPr>
+        <w:keepNext/>
         <w:spacing w:before="60" w:after="20"/>
         <w:pBdr>
           <w:bottom w:val="single" w:sz="10" w:space="1" w:color="000000"/>

--- a/resumes/swe/Ching-Wei-Kang-SWE-Resume.docx
+++ b/resumes/swe/Ching-Wei-Kang-SWE-Resume.docx
@@ -606,7 +606,7 @@
           <w:color w:val="000000"/>
           <w:sz w:val="19"/>
         </w:rPr>
-        <w:t>United States | Remote</w:t>
+        <w:t>Washington, DC | Remote</w:t>
       </w:r>
     </w:p>
     <w:p>

--- a/resumes/swe/Ching-Wei-Kang-SWE-Resume.docx
+++ b/resumes/swe/Ching-Wei-Kang-SWE-Resume.docx
@@ -171,7 +171,7 @@
           <w:color w:val="000000"/>
           <w:sz w:val="18"/>
         </w:rPr>
-        <w:t>B.S. Computer Science and Data Science | GPA: 3.91/4.0</w:t>
+        <w:t>B.S. Computer Science and Data Science | GPA: 3.75/4.0</w:t>
       </w:r>
       <w:r>
         <w:tab/>

--- a/resumes/swe/Ching-Wei-Kang-SWE-Resume.docx
+++ b/resumes/swe/Ching-Wei-Kang-SWE-Resume.docx
@@ -2420,6 +2420,30 @@
             </w:pPr>
             <w:r>
               <w:rPr>
+                <w:b w:val="1"/>
+                <w:bCs w:val="1"/>
+                <w:sz w:val="21"/>
+                <w:szCs w:val="21"/>
+                <w:rtl w:val="0"/>
+              </w:rPr>
+              <w:t xml:space="preserve">ClearMove — Rental Evidence Platform | </w:t>
+            </w:r>
+            <w:hyperlink r:id="rId14">
+              <w:r>
+                <w:rPr>
+                  <w:b w:val="1"/>
+                  <w:bCs w:val="1"/>
+                  <w:color w:val="1459be"/>
+                  <w:sz w:val="21"/>
+                  <w:szCs w:val="21"/>
+                  <w:u w:val="single"/>
+                  <w:rtl w:val="0"/>
+                </w:rPr>
+                <w:t xml:space="preserve">https://devpost.com/software/clearmove</w:t>
+              </w:r>
+            </w:hyperlink>
+            <w:r>
+              <w:rPr>
                 <w:rFonts w:ascii="Arial" w:cs="Arial" w:eastAsia="Arial" w:hAnsi="Arial"/>
                 <w:b w:val="1"/>
                 <w:bCs w:val="1"/>
@@ -2430,7 +2454,7 @@
                 <w:szCs w:val="21"/>
                 <w:rtl w:val="0"/>
               </w:rPr>
-              <w:t xml:space="preserve">ClearMove — Rental Evidence Platform</w:t>
+              <w:t xml:space="preserve">m</w:t>
             </w:r>
             <w:r>
               <w:rPr>

--- a/resumes/swe/Ching-Wei-Kang-SWE-Resume.docx
+++ b/resumes/swe/Ching-Wei-Kang-SWE-Resume.docx
@@ -2442,20 +2442,6 @@
                 <w:t xml:space="preserve">https://devpost.com/software/clearmove</w:t>
               </w:r>
             </w:hyperlink>
-            <w:r>
-              <w:rPr>
-                <w:rFonts w:ascii="Arial" w:cs="Arial" w:eastAsia="Arial" w:hAnsi="Arial"/>
-                <w:b w:val="1"/>
-                <w:bCs w:val="1"/>
-                <w:i w:val="0"/>
-                <w:iCs w:val="0"/>
-                <w:color w:val="000000"/>
-                <w:sz w:val="21"/>
-                <w:szCs w:val="21"/>
-                <w:rtl w:val="0"/>
-              </w:rPr>
-              <w:t xml:space="preserve">m</w:t>
-            </w:r>
             <w:r>
               <w:rPr>
                 <w:rtl w:val="0"/>
